--- a/docs/research/action_prefix_system/GRAMMAR_ADDENDUM.docx
+++ b/docs/research/action_prefix_system/GRAMMAR_ADDENDUM.docx
@@ -10,13 +10,13 @@
         <w:t xml:space="preserve">GRAMMAR_ADDENDUM</w:t>
       </w:r>
     </w:p>
-    <w:bookmarkStart w:id="14" w:name="Xd162bf3802e9ce685c830e85163a4cf59e1ce56"/>
+    <w:bookmarkStart w:id="14" w:name="X559ba0c176902c7976707d2f4dac03bf03b03dd"/>
     <w:p>
       <w:pPr>
         <w:pStyle w:val="Heading1"/>
       </w:pPr>
       <w:r>
-        <w:t xml:space="preserve">Grammar Addendum — slash form + namespace prefix (operator mandate, 2026-06-09)</w:t>
+        <w:t xml:space="preserve">Grammar Addendum — slash form + namespace prefix + arrow form (operator mandate, 2026-06-09; arrow form 2026-07-02)</w:t>
       </w:r>
     </w:p>
     <w:p>
@@ -24,7 +24,7 @@
         <w:pStyle w:val="FirstParagraph"/>
       </w:pPr>
       <w:r>
-        <w:t xml:space="preserve">EXTENDS the §11.4.140 action-prefix design with two equivalences. Every registered action (e.g. BACKGROUND) MUST be invocable in ALL of these EQUIVALENT forms — same action, same expansion, same execution:</w:t>
+        <w:t xml:space="preserve">EXTENDS the §11.4.140 action-prefix design with additional equivalences. Every registered action (e.g. BACKGROUND, REMINDER) MUST be invocable in ALL of these EQUIVALENT forms — same action, same expansion, same execution:</w:t>
       </w:r>
     </w:p>
     <w:tbl>
@@ -353,6 +353,130 @@
           </w:p>
         </w:tc>
       </w:tr>
+      <w:tr>
+        <w:tc>
+          <w:tcPr/>
+          <w:p>
+            <w:pPr>
+              <w:pStyle w:val="Compact"/>
+            </w:pPr>
+            <w:r>
+              <w:t xml:space="preserve">5</w:t>
+            </w:r>
+          </w:p>
+        </w:tc>
+        <w:tc>
+          <w:tcPr/>
+          <w:p>
+            <w:pPr>
+              <w:pStyle w:val="Compact"/>
+            </w:pPr>
+            <w:r>
+              <w:rPr>
+                <w:rStyle w:val="VerbatimChar"/>
+              </w:rPr>
+              <w:t xml:space="preserve">ACTION_NAME ---&gt; &lt;rest&gt;</w:t>
+            </w:r>
+            <w:r>
+              <w:t xml:space="preserve"> </w:t>
+            </w:r>
+            <w:r>
+              <w:t xml:space="preserve">(and</w:t>
+            </w:r>
+            <w:r>
+              <w:t xml:space="preserve"> </w:t>
+            </w:r>
+            <w:r>
+              <w:rPr>
+                <w:rStyle w:val="VerbatimChar"/>
+              </w:rPr>
+              <w:t xml:space="preserve">PREFIX::ACTION_NAME ---&gt; &lt;rest&gt;</w:t>
+            </w:r>
+            <w:r>
+              <w:t xml:space="preserve">)</w:t>
+            </w:r>
+          </w:p>
+        </w:tc>
+        <w:tc>
+          <w:tcPr/>
+          <w:p>
+            <w:pPr>
+              <w:pStyle w:val="Compact"/>
+            </w:pPr>
+            <w:r>
+              <w:rPr>
+                <w:rStyle w:val="VerbatimChar"/>
+              </w:rPr>
+              <w:t xml:space="preserve">BACKGROUND ---&gt; Do X</w:t>
+            </w:r>
+            <w:r>
+              <w:t xml:space="preserve"> </w:t>
+            </w:r>
+            <w:r>
+              <w:t xml:space="preserve">/</w:t>
+            </w:r>
+            <w:r>
+              <w:t xml:space="preserve"> </w:t>
+            </w:r>
+            <w:r>
+              <w:rPr>
+                <w:rStyle w:val="VerbatimChar"/>
+              </w:rPr>
+              <w:t xml:space="preserve">DEFAULT::BACKGROUND ---&gt; Do X</w:t>
+            </w:r>
+          </w:p>
+        </w:tc>
+        <w:tc>
+          <w:tcPr/>
+          <w:p>
+            <w:pPr>
+              <w:pStyle w:val="Compact"/>
+            </w:pPr>
+            <w:r>
+              <w:t xml:space="preserve">arrow form — the</w:t>
+            </w:r>
+            <w:r>
+              <w:t xml:space="preserve"> </w:t>
+            </w:r>
+            <w:r>
+              <w:rPr>
+                <w:rStyle w:val="VerbatimChar"/>
+              </w:rPr>
+              <w:t xml:space="preserve">---&gt;</w:t>
+            </w:r>
+            <w:r>
+              <w:t xml:space="preserve"> </w:t>
+            </w:r>
+            <w:r>
+              <w:t xml:space="preserve">body separator (one ASCII space on each side); a third equivalent delimiter alongside</w:t>
+            </w:r>
+            <w:r>
+              <w:t xml:space="preserve"> </w:t>
+            </w:r>
+            <w:r>
+              <w:rPr>
+                <w:rStyle w:val="VerbatimChar"/>
+              </w:rPr>
+              <w:t xml:space="preserve">::</w:t>
+            </w:r>
+            <w:r>
+              <w:t xml:space="preserve"> </w:t>
+            </w:r>
+            <w:r>
+              <w:t xml:space="preserve">and</w:t>
+            </w:r>
+            <w:r>
+              <w:t xml:space="preserve"> </w:t>
+            </w:r>
+            <w:r>
+              <w:rPr>
+                <w:rStyle w:val="VerbatimChar"/>
+              </w:rPr>
+              <w:t xml:space="preserve">/</w:t>
+            </w:r>
+          </w:p>
+        </w:tc>
+      </w:tr>
     </w:tbl>
     <w:bookmarkStart w:id="9" w:name="namespace-prefix"/>
     <w:p>
@@ -464,6 +588,36 @@
         <w:t xml:space="preserve">/DEFAULT::BACKGROUND</w:t>
       </w:r>
       <w:r>
+        <w:t xml:space="preserve"> </w:t>
+      </w:r>
+      <w:r>
+        <w:t xml:space="preserve">≡</w:t>
+      </w:r>
+      <w:r>
+        <w:t xml:space="preserve"> </w:t>
+      </w:r>
+      <w:r>
+        <w:rPr>
+          <w:rStyle w:val="VerbatimChar"/>
+        </w:rPr>
+        <w:t xml:space="preserve">BACKGROUND ---&gt;</w:t>
+      </w:r>
+      <w:r>
+        <w:t xml:space="preserve"> </w:t>
+      </w:r>
+      <w:r>
+        <w:t xml:space="preserve">≡</w:t>
+      </w:r>
+      <w:r>
+        <w:t xml:space="preserve"> </w:t>
+      </w:r>
+      <w:r>
+        <w:rPr>
+          <w:rStyle w:val="VerbatimChar"/>
+        </w:rPr>
+        <w:t xml:space="preserve">DEFAULT::BACKGROUND ---&gt;</w:t>
+      </w:r>
+      <w:r>
         <w:t xml:space="preserve">.</w:t>
       </w:r>
     </w:p>
@@ -530,7 +684,22 @@
         <w:t xml:space="preserve">&lt;rest&gt;</w:t>
       </w:r>
       <w:r>
-        <w:t xml:space="preserve">.</w:t>
+        <w:t xml:space="preserve">, and the arrow-body separator</w:t>
+      </w:r>
+      <w:r>
+        <w:t xml:space="preserve"> </w:t>
+      </w:r>
+      <w:r>
+        <w:rPr>
+          <w:rStyle w:val="VerbatimChar"/>
+        </w:rPr>
+        <w:t xml:space="preserve">---&gt;</w:t>
+      </w:r>
+      <w:r>
+        <w:t xml:space="preserve"> </w:t>
+      </w:r>
+      <w:r>
+        <w:t xml:space="preserve">(spaces both sides) used in form 5.</w:t>
       </w:r>
     </w:p>
     <w:bookmarkEnd w:id="9"/>
@@ -612,37 +781,76 @@
         </w:numPr>
       </w:pPr>
       <w:r>
-        <w:t xml:space="preserve">Token case: ACTION_NAME and PREFIX are UPPERCASE</w:t>
-      </w:r>
-      <w:r>
-        <w:t xml:space="preserve"> </w:t>
-      </w:r>
-      <w:r>
-        <w:rPr>
-          <w:rStyle w:val="VerbatimChar"/>
-        </w:rPr>
-        <w:t xml:space="preserve">[A-Z][A-Z0-9_]*</w:t>
-      </w:r>
-      <w:r>
-        <w:t xml:space="preserve"> </w:t>
-      </w:r>
-      <w:r>
-        <w:t xml:space="preserve">(directive/macro convention — DISTINCT from the §11.4.29 lowercase file/dir naming, which still governs the registry FILE names + script names).</w:t>
-      </w:r>
-      <w:r>
-        <w:t xml:space="preserve"> </w:t>
-      </w:r>
-      <w:r>
-        <w:rPr>
-          <w:rStyle w:val="VerbatimChar"/>
-        </w:rPr>
-        <w:t xml:space="preserve">DEFAULT</w:t>
-      </w:r>
-      <w:r>
-        <w:t xml:space="preserve"> </w:t>
-      </w:r>
-      <w:r>
-        <w:t xml:space="preserve">is the reserved default-namespace literal.</w:t>
+        <w:t xml:space="preserve">arrow-form regex:</w:t>
+      </w:r>
+      <w:r>
+        <w:t xml:space="preserve"> </w:t>
+      </w:r>
+      <w:r>
+        <w:rPr>
+          <w:rStyle w:val="VerbatimChar"/>
+        </w:rPr>
+        <w:t xml:space="preserve">^(?:([A-Z][A-Z0-9_]*)::)?([A-Z][A-Z0-9_]*) ---&gt; (.*)$</w:t>
+      </w:r>
+      <w:r>
+        <w:t xml:space="preserve"> </w:t>
+      </w:r>
+      <w:r>
+        <w:t xml:space="preserve">→ group1=optional PREFIX, group2=ACTION_NAME, group3=rest. The</w:t>
+      </w:r>
+      <w:r>
+        <w:t xml:space="preserve"> </w:t>
+      </w:r>
+      <w:r>
+        <w:rPr>
+          <w:rStyle w:val="VerbatimChar"/>
+        </w:rPr>
+        <w:t xml:space="preserve">---&gt;</w:t>
+      </w:r>
+      <w:r>
+        <w:t xml:space="preserve"> </w:t>
+      </w:r>
+      <w:r>
+        <w:t xml:space="preserve">separator is anchored immediately after the leading token; a mid-prose</w:t>
+      </w:r>
+      <w:r>
+        <w:t xml:space="preserve"> </w:t>
+      </w:r>
+      <w:r>
+        <w:rPr>
+          <w:rStyle w:val="VerbatimChar"/>
+        </w:rPr>
+        <w:t xml:space="preserve">---&gt;</w:t>
+      </w:r>
+      <w:r>
+        <w:t xml:space="preserve"> </w:t>
+      </w:r>
+      <w:r>
+        <w:t xml:space="preserve">after a colon token (e.g.</w:t>
+      </w:r>
+      <w:r>
+        <w:t xml:space="preserve"> </w:t>
+      </w:r>
+      <w:r>
+        <w:rPr>
+          <w:rStyle w:val="VerbatimChar"/>
+        </w:rPr>
+        <w:t xml:space="preserve">A :: B ---&gt; C</w:t>
+      </w:r>
+      <w:r>
+        <w:t xml:space="preserve">) parses as the COLON form (the arrow match falls through), so the</w:t>
+      </w:r>
+      <w:r>
+        <w:t xml:space="preserve"> </w:t>
+      </w:r>
+      <w:r>
+        <w:rPr>
+          <w:rStyle w:val="VerbatimChar"/>
+        </w:rPr>
+        <w:t xml:space="preserve">::</w:t>
+      </w:r>
+      <w:r>
+        <w:t xml:space="preserve">, arrow, and slash forms never cross-interfere.</w:t>
       </w:r>
     </w:p>
     <w:p>
@@ -654,49 +862,37 @@
         </w:numPr>
       </w:pPr>
       <w:r>
-        <w:t xml:space="preserve">Escape: leading</w:t>
-      </w:r>
-      <w:r>
-        <w:t xml:space="preserve"> </w:t>
-      </w:r>
-      <w:r>
-        <w:rPr>
-          <w:rStyle w:val="VerbatimChar"/>
-        </w:rPr>
-        <w:t xml:space="preserve">\</w:t>
-      </w:r>
-      <w:r>
-        <w:t xml:space="preserve"> </w:t>
-      </w:r>
-      <w:r>
-        <w:t xml:space="preserve">makes the line literal (no expansion):</w:t>
-      </w:r>
-      <w:r>
-        <w:t xml:space="preserve"> </w:t>
-      </w:r>
-      <w:r>
-        <w:rPr>
-          <w:rStyle w:val="VerbatimChar"/>
-        </w:rPr>
-        <w:t xml:space="preserve">\BACKGROUND :: x</w:t>
-      </w:r>
-      <w:r>
-        <w:t xml:space="preserve"> </w:t>
-      </w:r>
-      <w:r>
-        <w:t xml:space="preserve">and</w:t>
-      </w:r>
-      <w:r>
-        <w:t xml:space="preserve"> </w:t>
-      </w:r>
-      <w:r>
-        <w:rPr>
-          <w:rStyle w:val="VerbatimChar"/>
-        </w:rPr>
-        <w:t xml:space="preserve">\/BACKGROUND x</w:t>
-      </w:r>
-      <w:r>
-        <w:t xml:space="preserve">.</w:t>
+        <w:t xml:space="preserve">Token case: ACTION_NAME and PREFIX are UPPERCASE</w:t>
+      </w:r>
+      <w:r>
+        <w:t xml:space="preserve"> </w:t>
+      </w:r>
+      <w:r>
+        <w:rPr>
+          <w:rStyle w:val="VerbatimChar"/>
+        </w:rPr>
+        <w:t xml:space="preserve">[A-Z][A-Z0-9_]*</w:t>
+      </w:r>
+      <w:r>
+        <w:t xml:space="preserve"> </w:t>
+      </w:r>
+      <w:r>
+        <w:t xml:space="preserve">(directive/macro convention — DISTINCT from the §11.4.29 lowercase file/dir naming, which still governs the registry FILE names + script names).</w:t>
+      </w:r>
+      <w:r>
+        <w:t xml:space="preserve"> </w:t>
+      </w:r>
+      <w:r>
+        <w:rPr>
+          <w:rStyle w:val="VerbatimChar"/>
+        </w:rPr>
+        <w:t xml:space="preserve">DEFAULT</w:t>
+      </w:r>
+      <w:r>
+        <w:t xml:space="preserve"> </w:t>
+      </w:r>
+      <w:r>
+        <w:t xml:space="preserve">is the reserved default-namespace literal.</w:t>
       </w:r>
     </w:p>
     <w:p>
@@ -708,6 +904,69 @@
         </w:numPr>
       </w:pPr>
       <w:r>
+        <w:t xml:space="preserve">Escape: leading</w:t>
+      </w:r>
+      <w:r>
+        <w:t xml:space="preserve"> </w:t>
+      </w:r>
+      <w:r>
+        <w:rPr>
+          <w:rStyle w:val="VerbatimChar"/>
+        </w:rPr>
+        <w:t xml:space="preserve">\</w:t>
+      </w:r>
+      <w:r>
+        <w:t xml:space="preserve"> </w:t>
+      </w:r>
+      <w:r>
+        <w:t xml:space="preserve">makes the line literal (no expansion):</w:t>
+      </w:r>
+      <w:r>
+        <w:t xml:space="preserve"> </w:t>
+      </w:r>
+      <w:r>
+        <w:rPr>
+          <w:rStyle w:val="VerbatimChar"/>
+        </w:rPr>
+        <w:t xml:space="preserve">\BACKGROUND :: x</w:t>
+      </w:r>
+      <w:r>
+        <w:t xml:space="preserve">,</w:t>
+      </w:r>
+      <w:r>
+        <w:t xml:space="preserve"> </w:t>
+      </w:r>
+      <w:r>
+        <w:rPr>
+          <w:rStyle w:val="VerbatimChar"/>
+        </w:rPr>
+        <w:t xml:space="preserve">\BACKGROUND ---&gt; x</w:t>
+      </w:r>
+      <w:r>
+        <w:t xml:space="preserve">, and</w:t>
+      </w:r>
+      <w:r>
+        <w:t xml:space="preserve"> </w:t>
+      </w:r>
+      <w:r>
+        <w:rPr>
+          <w:rStyle w:val="VerbatimChar"/>
+        </w:rPr>
+        <w:t xml:space="preserve">\/BACKGROUND x</w:t>
+      </w:r>
+      <w:r>
+        <w:t xml:space="preserve">.</w:t>
+      </w:r>
+    </w:p>
+    <w:p>
+      <w:pPr>
+        <w:pStyle w:val="Compact"/>
+        <w:numPr>
+          <w:ilvl w:val="0"/>
+          <w:numId w:val="1002"/>
+        </w:numPr>
+      </w:pPr>
+      <w:r>
         <w:t xml:space="preserve">Unknown grammar-shaped token (looks like an action but not in the registry) → ask per §11.4.66/§11.4.105, NEVER silently expand/drop (§11.4.6).</w:t>
       </w:r>
     </w:p>
@@ -967,6 +1226,45 @@
         <w:rPr>
           <w:rStyle w:val="FunctionTok"/>
         </w:rPr>
+        <w:t xml:space="preserve">arrow_body_separator</w:t>
+      </w:r>
+      <w:r>
+        <w:rPr>
+          <w:rStyle w:val="KeywordTok"/>
+        </w:rPr>
+        <w:t xml:space="preserve">:</w:t>
+      </w:r>
+      <w:r>
+        <w:rPr>
+          <w:rStyle w:val="AttributeTok"/>
+        </w:rPr>
+        <w:t xml:space="preserve"> </w:t>
+      </w:r>
+      <w:r>
+        <w:rPr>
+          <w:rStyle w:val="StringTok"/>
+        </w:rPr>
+        <w:t xml:space="preserve">' ---&gt; '</w:t>
+      </w:r>
+      <w:r>
+        <w:rPr>
+          <w:rStyle w:val="CommentTok"/>
+        </w:rPr>
+        <w:t xml:space="preserve">   # token &lt;-&gt; rest, spaces both sides (arrow form)</w:t>
+      </w:r>
+      <w:r>
+        <w:br/>
+      </w:r>
+      <w:r>
+        <w:rPr>
+          <w:rStyle w:val="AttributeTok"/>
+        </w:rPr>
+        <w:t xml:space="preserve">  </w:t>
+      </w:r>
+      <w:r>
+        <w:rPr>
+          <w:rStyle w:val="FunctionTok"/>
+        </w:rPr>
         <w:t xml:space="preserve">slash_prefix</w:t>
       </w:r>
       <w:r>
@@ -1031,6 +1329,15 @@
       </w:r>
       <w:r>
         <w:rPr>
+          <w:rStyle w:val="CommentTok"/>
+        </w:rPr>
+        <w:t xml:space="preserve">  # regexes: colon_form_regex / slash_form_regex / arrow_form_regex</w:t>
+      </w:r>
+      <w:r>
+        <w:br/>
+      </w:r>
+      <w:r>
+        <w:rPr>
           <w:rStyle w:val="FunctionTok"/>
         </w:rPr>
         <w:t xml:space="preserve">actions</w:t>
@@ -1211,6 +1518,165 @@
           <w:rStyle w:val="CommentTok"/>
         </w:rPr>
         <w:t xml:space="preserve">    # ... expansion, rules, composes_with as before</w:t>
+      </w:r>
+      <w:r>
+        <w:br/>
+      </w:r>
+      <w:r>
+        <w:rPr>
+          <w:rStyle w:val="AttributeTok"/>
+        </w:rPr>
+        <w:t xml:space="preserve">  </w:t>
+      </w:r>
+      <w:r>
+        <w:rPr>
+          <w:rStyle w:val="KeywordTok"/>
+        </w:rPr>
+        <w:t xml:space="preserve">-</w:t>
+      </w:r>
+      <w:r>
+        <w:rPr>
+          <w:rStyle w:val="AttributeTok"/>
+        </w:rPr>
+        <w:t xml:space="preserve"> </w:t>
+      </w:r>
+      <w:r>
+        <w:rPr>
+          <w:rStyle w:val="FunctionTok"/>
+        </w:rPr>
+        <w:t xml:space="preserve">name</w:t>
+      </w:r>
+      <w:r>
+        <w:rPr>
+          <w:rStyle w:val="KeywordTok"/>
+        </w:rPr>
+        <w:t xml:space="preserve">:</w:t>
+      </w:r>
+      <w:r>
+        <w:rPr>
+          <w:rStyle w:val="AttributeTok"/>
+        </w:rPr>
+        <w:t xml:space="preserve"> REMINDER</w:t>
+      </w:r>
+      <w:r>
+        <w:br/>
+      </w:r>
+      <w:r>
+        <w:rPr>
+          <w:rStyle w:val="AttributeTok"/>
+        </w:rPr>
+        <w:t xml:space="preserve">    </w:t>
+      </w:r>
+      <w:r>
+        <w:rPr>
+          <w:rStyle w:val="FunctionTok"/>
+        </w:rPr>
+        <w:t xml:space="preserve">namespaces</w:t>
+      </w:r>
+      <w:r>
+        <w:rPr>
+          <w:rStyle w:val="KeywordTok"/>
+        </w:rPr>
+        <w:t xml:space="preserve">:</w:t>
+      </w:r>
+      <w:r>
+        <w:rPr>
+          <w:rStyle w:val="AttributeTok"/>
+        </w:rPr>
+        <w:t xml:space="preserve"> </w:t>
+      </w:r>
+      <w:r>
+        <w:rPr>
+          <w:rStyle w:val="KeywordTok"/>
+        </w:rPr>
+        <w:t xml:space="preserve">[</w:t>
+      </w:r>
+      <w:r>
+        <w:rPr>
+          <w:rStyle w:val="AttributeTok"/>
+        </w:rPr>
+        <w:t xml:space="preserve">DEFAULT</w:t>
+      </w:r>
+      <w:r>
+        <w:rPr>
+          <w:rStyle w:val="KeywordTok"/>
+        </w:rPr>
+        <w:t xml:space="preserve">]</w:t>
+      </w:r>
+      <w:r>
+        <w:rPr>
+          <w:rStyle w:val="CommentTok"/>
+        </w:rPr>
+        <w:t xml:space="preserve">           # second registered action (verify-don't-assume status re-surfacing)</w:t>
+      </w:r>
+      <w:r>
+        <w:br/>
+      </w:r>
+      <w:r>
+        <w:rPr>
+          <w:rStyle w:val="AttributeTok"/>
+        </w:rPr>
+        <w:t xml:space="preserve">    </w:t>
+      </w:r>
+      <w:r>
+        <w:rPr>
+          <w:rStyle w:val="FunctionTok"/>
+        </w:rPr>
+        <w:t xml:space="preserve">slash_bare</w:t>
+      </w:r>
+      <w:r>
+        <w:rPr>
+          <w:rStyle w:val="KeywordTok"/>
+        </w:rPr>
+        <w:t xml:space="preserve">:</w:t>
+      </w:r>
+      <w:r>
+        <w:rPr>
+          <w:rStyle w:val="AttributeTok"/>
+        </w:rPr>
+        <w:t xml:space="preserve"> auto</w:t>
+      </w:r>
+      <w:r>
+        <w:br/>
+      </w:r>
+      <w:r>
+        <w:rPr>
+          <w:rStyle w:val="AttributeTok"/>
+        </w:rPr>
+        <w:t xml:space="preserve">    </w:t>
+      </w:r>
+      <w:r>
+        <w:rPr>
+          <w:rStyle w:val="FunctionTok"/>
+        </w:rPr>
+        <w:t xml:space="preserve">slash_conflicts</w:t>
+      </w:r>
+      <w:r>
+        <w:rPr>
+          <w:rStyle w:val="KeywordTok"/>
+        </w:rPr>
+        <w:t xml:space="preserve">:</w:t>
+      </w:r>
+      <w:r>
+        <w:rPr>
+          <w:rStyle w:val="AttributeTok"/>
+        </w:rPr>
+        <w:t xml:space="preserve"> </w:t>
+      </w:r>
+      <w:r>
+        <w:rPr>
+          <w:rStyle w:val="KeywordTok"/>
+        </w:rPr>
+        <w:t xml:space="preserve">[]</w:t>
+      </w:r>
+      <w:r>
+        <w:br/>
+      </w:r>
+      <w:r>
+        <w:rPr>
+          <w:rStyle w:val="CommentTok"/>
+        </w:rPr>
+        <w:t xml:space="preserve">    # ... expansion, rules, composes_with</w:t>
       </w:r>
     </w:p>
     <w:bookmarkEnd w:id="12"/>
@@ -1241,7 +1707,22 @@
         <w:t xml:space="preserve"> </w:t>
       </w:r>
       <w:r>
-        <w:t xml:space="preserve">MUST recognize all 4 forms, returning (namespace|DEFAULT, action, rest, matched_form).</w:t>
+        <w:t xml:space="preserve">MUST recognize all 5 forms, returning (namespace|DEFAULT, action, rest, matched_form ∈ {colon, slash, arrow}). The python and awk parse paths stay byte-identical; the awk arrow branch FALLS THROUGH to the colon check on an invalid leading token so</w:t>
+      </w:r>
+      <w:r>
+        <w:t xml:space="preserve"> </w:t>
+      </w:r>
+      <w:r>
+        <w:rPr>
+          <w:rStyle w:val="VerbatimChar"/>
+        </w:rPr>
+        <w:t xml:space="preserve">A :: B ---&gt; C</w:t>
+      </w:r>
+      <w:r>
+        <w:t xml:space="preserve"> </w:t>
+      </w:r>
+      <w:r>
+        <w:t xml:space="preserve">parses identically in both paths.</w:t>
       </w:r>
     </w:p>
     <w:p>
@@ -1262,7 +1743,22 @@
         <w:t xml:space="preserve"> </w:t>
       </w:r>
       <w:r>
-        <w:t xml:space="preserve">resolves namespace+action against the registry; bare-slash honored per the conflict rule.</w:t>
+        <w:t xml:space="preserve">resolves namespace+action against the registry; bare-slash honored per the conflict rule; the arrow form resolves to the SAME action/expansion as the</w:t>
+      </w:r>
+      <w:r>
+        <w:t xml:space="preserve"> </w:t>
+      </w:r>
+      <w:r>
+        <w:rPr>
+          <w:rStyle w:val="VerbatimChar"/>
+        </w:rPr>
+        <w:t xml:space="preserve">::</w:t>
+      </w:r>
+      <w:r>
+        <w:t xml:space="preserve"> </w:t>
+      </w:r>
+      <w:r>
+        <w:t xml:space="preserve">and slash forms.</w:t>
       </w:r>
     </w:p>
     <w:p>
@@ -1274,7 +1770,7 @@
         </w:numPr>
       </w:pPr>
       <w:r>
-        <w:t xml:space="preserve">LAYER-2 hook handles all 4 first-line forms.</w:t>
+        <w:t xml:space="preserve">LAYER-2 hook handles all 5 first-line forms.</w:t>
       </w:r>
     </w:p>
     <w:p>
@@ -1346,7 +1842,7 @@
         <w:t xml:space="preserve"> </w:t>
       </w:r>
       <w:r>
-        <w:t xml:space="preserve">alias) + document the collision fallback.</w:t>
+        <w:t xml:space="preserve">alias) + document the collision fallback. The arrow form (5) is a free-form/typed delimiter, not a generated slash command.</w:t>
       </w:r>
     </w:p>
     <w:p>
@@ -1358,7 +1854,22 @@
         </w:numPr>
       </w:pPr>
       <w:r>
-        <w:t xml:space="preserve">recognition_instruction.md teaches the agent all 4 forms + the conflict rule + escape.</w:t>
+        <w:t xml:space="preserve">recognition_instruction.md teaches the agent all 5 forms + the conflict rule + escape + the</w:t>
+      </w:r>
+      <w:r>
+        <w:t xml:space="preserve"> </w:t>
+      </w:r>
+      <w:r>
+        <w:rPr>
+          <w:rStyle w:val="VerbatimChar"/>
+        </w:rPr>
+        <w:t xml:space="preserve">REMINDER</w:t>
+      </w:r>
+      <w:r>
+        <w:t xml:space="preserve"> </w:t>
+      </w:r>
+      <w:r>
+        <w:t xml:space="preserve">action.</w:t>
       </w:r>
     </w:p>
     <w:p>

--- a/docs/research/action_prefix_system/GRAMMAR_ADDENDUM.docx
+++ b/docs/research/action_prefix_system/GRAMMAR_ADDENDUM.docx
@@ -2,14 +2,6 @@
 <file path=word/document.xml><?xml version="1.0" encoding="utf-8"?>
 <w:document xmlns:w="http://schemas.openxmlformats.org/wordprocessingml/2006/main" xmlns:m="http://schemas.openxmlformats.org/officeDocument/2006/math" xmlns:r="http://schemas.openxmlformats.org/officeDocument/2006/relationships" xmlns:o="urn:schemas-microsoft-com:office:office" xmlns:v="urn:schemas-microsoft-com:vml" xmlns:w10="urn:schemas-microsoft-com:office:word" xmlns:a="http://schemas.openxmlformats.org/drawingml/2006/main" xmlns:pic="http://schemas.openxmlformats.org/drawingml/2006/picture" xmlns:wp="http://schemas.openxmlformats.org/drawingml/2006/wordprocessingDrawing">
   <w:body>
-    <w:p>
-      <w:pPr>
-        <w:pStyle w:val="Title"/>
-      </w:pPr>
-      <w:r>
-        <w:t xml:space="preserve">GRAMMAR_ADDENDUM</w:t>
-      </w:r>
-    </w:p>
     <w:bookmarkStart w:id="14" w:name="X559ba0c176902c7976707d2f4dac03bf03b03dd"/>
     <w:p>
       <w:pPr>
@@ -2173,8 +2165,8 @@
     </w:pPr>
     <w:rPr>
       <w:rFonts w:asciiTheme="majorHAnsi" w:cstheme="majorBidi" w:eastAsiaTheme="majorEastAsia" w:hAnsiTheme="majorHAnsi"/>
-      <w:sz w:val="56"/>
-      <w:szCs w:val="56"/>
+      <w:sz w:val="40"/>
+      <w:szCs w:val="40"/>
     </w:rPr>
   </w:style>
   <w:style w:customStyle="1" w:styleId="TitleChar" w:type="character">
@@ -2308,8 +2300,8 @@
     <w:rPr>
       <w:rFonts w:asciiTheme="majorHAnsi" w:cstheme="majorBidi" w:eastAsiaTheme="majorEastAsia" w:hAnsiTheme="majorHAnsi"/>
       <w:color w:themeColor="accent1" w:themeShade="BF" w:val="0F4761"/>
-      <w:sz w:val="40"/>
-      <w:szCs w:val="40"/>
+      <w:sz w:val="32"/>
+      <w:szCs w:val="32"/>
     </w:rPr>
   </w:style>
   <w:style w:styleId="Heading2" w:type="paragraph">
@@ -2331,8 +2323,8 @@
     <w:rPr>
       <w:rFonts w:asciiTheme="majorHAnsi" w:cstheme="majorBidi" w:eastAsiaTheme="majorEastAsia" w:hAnsiTheme="majorHAnsi"/>
       <w:color w:themeColor="accent1" w:themeShade="BF" w:val="0F4761"/>
-      <w:sz w:val="32"/>
-      <w:szCs w:val="32"/>
+      <w:sz w:val="26"/>
+      <w:szCs w:val="26"/>
     </w:rPr>
   </w:style>
   <w:style w:styleId="Heading3" w:type="paragraph">
@@ -2354,8 +2346,8 @@
     <w:rPr>
       <w:rFonts w:cstheme="majorBidi" w:eastAsiaTheme="majorEastAsia"/>
       <w:color w:themeColor="accent1" w:themeShade="BF" w:val="0F4761"/>
-      <w:sz w:val="28"/>
-      <w:szCs w:val="28"/>
+      <w:sz w:val="24"/>
+      <w:szCs w:val="24"/>
     </w:rPr>
   </w:style>
   <w:style w:styleId="Heading4" w:type="paragraph">
@@ -2375,6 +2367,8 @@
       <w:outlineLvl w:val="3"/>
     </w:pPr>
     <w:rPr>
+      <w:sz w:val="22"/>
+      <w:szCs w:val="22"/>
       <w:rFonts w:cstheme="majorBidi" w:eastAsiaTheme="majorEastAsia"/>
       <w:i/>
       <w:iCs/>
